--- a/downloads/documents/04 Units/Unit 01 - Nutrition and Wellness - Kitchen Skills and Smart Eating/Lesson 01.21 - Menu Card, Pitch, and Tasting Gallery.docx
+++ b/downloads/documents/04 Units/Unit 01 - Nutrition and Wellness - Kitchen Skills and Smart Eating/Lesson 01.21 - Menu Card, Pitch, and Tasting Gallery.docx
@@ -344,7 +344,7 @@
         <w:t xml:space="preserve"> </w:t>
       </w:r>
       <w:r>
-        <w:t xml:space="preserve">Tier 3 (FACS): menu card, cost per person, nutrition claim, pitch, gallery walk, tasting portion. See the unit vocabulary list for Turkish, Portuguese, and Spanish.</w:t>
+        <w:t xml:space="preserve">Tier 3 (FACS): menu card, cost per person, nutrition claim, pitch, gallery walk, tasting portion. See the unit vocabulary list for the Spanish column.</w:t>
       </w:r>
     </w:p>
     <w:p>
@@ -1219,7 +1219,7 @@
         <w:t xml:space="preserve"> </w:t>
       </w:r>
       <w:r>
-        <w:t xml:space="preserve">"Choose our dinner because ___") in English, Turkish, Portuguese, and Spanish, to be verified by a native speaker; a student may say their line in their home language and a teammate repeats it in English; the vote slip has a sentence frame.</w:t>
+        <w:t xml:space="preserve">"Choose our dinner because ___") in English and Spanish, to be verified by a native speaker; a student may say their line in their home language and a teammate repeats it in English; the vote slip has a sentence frame.</w:t>
       </w:r>
     </w:p>
     <w:p>
